--- a/templates/electro_safety.docx
+++ b/templates/electro_safety.docx
@@ -3931,6 +3931,7 @@
       </w:tr>
       <w:tr>
         <w:trPr>
+          <w:cantSplit/>
           <w:trHeight w:hRule="exact" w:val="397"/>
           <w:jc w:val="center"/>
         </w:trPr>
@@ -4245,6 +4246,7 @@
       </w:tblGrid>
       <w:tr>
         <w:trPr>
+          <w:cantSplit/>
           <w:trHeight w:val="412"/>
           <w:jc w:val="center"/>
         </w:trPr>
@@ -4256,7 +4258,6 @@
               <w:bottom w:val="nil"/>
               <w:right w:val="nil"/>
             </w:tcBorders>
-            <w:vAlign w:val="center"/>
           </w:tcPr>
           <w:p>
             <w:pPr>
@@ -4325,7 +4326,6 @@
               <w:bottom w:val="nil"/>
               <w:right w:val="single" w:sz="4" w:space="0" w:color="auto"/>
             </w:tcBorders>
-            <w:vAlign w:val="center"/>
           </w:tcPr>
           <w:p>
             <w:pPr>
@@ -4355,7 +4355,6 @@
               <w:bottom w:val="nil"/>
               <w:right w:val="nil"/>
             </w:tcBorders>
-            <w:vAlign w:val="center"/>
           </w:tcPr>
           <w:p>
             <w:pPr>
@@ -4415,6 +4414,7 @@
       </w:tr>
       <w:tr>
         <w:trPr>
+          <w:cantSplit/>
           <w:trHeight w:hRule="exact" w:val="404"/>
           <w:jc w:val="center"/>
         </w:trPr>
@@ -4426,7 +4426,6 @@
               <w:bottom w:val="single" w:sz="4" w:space="0" w:color="auto"/>
               <w:right w:val="nil"/>
             </w:tcBorders>
-            <w:vAlign w:val="center"/>
           </w:tcPr>
           <w:p>
             <w:pPr>
@@ -4490,7 +4489,6 @@
               <w:bottom w:val="nil"/>
               <w:right w:val="single" w:sz="4" w:space="0" w:color="auto"/>
             </w:tcBorders>
-            <w:vAlign w:val="center"/>
           </w:tcPr>
           <w:p>
             <w:pPr>
@@ -4511,7 +4509,6 @@
               <w:bottom w:val="single" w:sz="4" w:space="0" w:color="auto"/>
               <w:right w:val="nil"/>
             </w:tcBorders>
-            <w:vAlign w:val="center"/>
           </w:tcPr>
           <w:p>
             <w:pPr>
@@ -4549,6 +4546,7 @@
       </w:tr>
       <w:tr>
         <w:trPr>
+          <w:cantSplit/>
           <w:trHeight w:hRule="exact" w:val="315"/>
           <w:jc w:val="center"/>
         </w:trPr>
@@ -4560,7 +4558,6 @@
               <w:bottom w:val="nil"/>
               <w:right w:val="nil"/>
             </w:tcBorders>
-            <w:vAlign w:val="center"/>
           </w:tcPr>
           <w:p>
             <w:pPr>
@@ -4604,7 +4601,6 @@
               <w:bottom w:val="nil"/>
               <w:right w:val="single" w:sz="4" w:space="0" w:color="auto"/>
             </w:tcBorders>
-            <w:vAlign w:val="center"/>
           </w:tcPr>
           <w:p>
             <w:pPr>
@@ -4627,7 +4623,6 @@
               <w:bottom w:val="nil"/>
               <w:right w:val="nil"/>
             </w:tcBorders>
-            <w:vAlign w:val="center"/>
           </w:tcPr>
           <w:p>
             <w:pPr>
@@ -4688,6 +4683,7 @@
       </w:tr>
       <w:tr>
         <w:trPr>
+          <w:cantSplit/>
           <w:trHeight w:hRule="exact" w:val="404"/>
           <w:jc w:val="center"/>
         </w:trPr>
@@ -4699,7 +4695,6 @@
               <w:bottom w:val="single" w:sz="4" w:space="0" w:color="auto"/>
               <w:right w:val="nil"/>
             </w:tcBorders>
-            <w:vAlign w:val="center"/>
           </w:tcPr>
           <w:p>
             <w:pPr>
@@ -4763,7 +4758,6 @@
               <w:bottom w:val="nil"/>
               <w:right w:val="single" w:sz="4" w:space="0" w:color="auto"/>
             </w:tcBorders>
-            <w:vAlign w:val="center"/>
           </w:tcPr>
           <w:p>
             <w:pPr>
@@ -4785,7 +4779,6 @@
               <w:bottom w:val="single" w:sz="4" w:space="0" w:color="auto"/>
               <w:right w:val="nil"/>
             </w:tcBorders>
-            <w:vAlign w:val="center"/>
           </w:tcPr>
           <w:p>
             <w:pPr>
@@ -4823,6 +4816,7 @@
       </w:tr>
       <w:tr>
         <w:trPr>
+          <w:cantSplit/>
           <w:trHeight w:hRule="exact" w:val="652"/>
           <w:jc w:val="center"/>
         </w:trPr>
@@ -4866,7 +4860,6 @@
               <w:bottom w:val="nil"/>
               <w:right w:val="single" w:sz="4" w:space="0" w:color="auto"/>
             </w:tcBorders>
-            <w:vAlign w:val="center"/>
           </w:tcPr>
           <w:p>
             <w:pPr>
@@ -4931,6 +4924,7 @@
       </w:tr>
       <w:tr>
         <w:trPr>
+          <w:cantSplit/>
           <w:trHeight w:val="111"/>
           <w:jc w:val="center"/>
         </w:trPr>
@@ -4989,7 +4983,6 @@
               <w:left w:val="single" w:sz="4" w:space="0" w:color="auto"/>
               <w:bottom w:val="nil"/>
             </w:tcBorders>
-            <w:vAlign w:val="center"/>
           </w:tcPr>
           <w:p>
             <w:pPr>
@@ -5030,7 +5023,8 @@
       </w:tr>
       <w:tr>
         <w:trPr>
-          <w:trHeight w:val="1646"/>
+          <w:cantSplit/>
+          <w:trHeight w:val="1489"/>
           <w:jc w:val="center"/>
         </w:trPr>
         <w:tc>
@@ -5148,6 +5142,27 @@
                 <w:b/>
                 <w:bCs/>
                 <w:color w:val="000000" w:themeColor="text1"/>
+                <w:sz w:val="16"/>
+                <w:szCs w:val="20"/>
+              </w:rPr>
+            </w:pPr>
+            <w:r>
+              <w:rPr>
+                <w:b/>
+                <w:bCs/>
+                <w:color w:val="000000" w:themeColor="text1"/>
+                <w:sz w:val="16"/>
+                <w:szCs w:val="20"/>
+              </w:rPr>
+              <w:t>Без записей результатов проверки знаний недействительно.</w:t>
+            </w:r>
+          </w:p>
+          <w:p>
+            <w:pPr>
+              <w:rPr>
+                <w:b/>
+                <w:bCs/>
+                <w:color w:val="000000" w:themeColor="text1"/>
                 <w:sz w:val="20"/>
               </w:rPr>
             </w:pPr>
@@ -5156,44 +5171,8 @@
                 <w:b/>
                 <w:bCs/>
                 <w:color w:val="000000" w:themeColor="text1"/>
-                <w:sz w:val="20"/>
-              </w:rPr>
-              <w:t>Без записей результатов проверки знаний</w:t>
-            </w:r>
-            <w:r>
-              <w:rPr>
-                <w:b/>
-                <w:bCs/>
-                <w:color w:val="000000" w:themeColor="text1"/>
-                <w:sz w:val="20"/>
-              </w:rPr>
-              <w:t xml:space="preserve"> </w:t>
-            </w:r>
-            <w:r>
-              <w:rPr>
-                <w:b/>
-                <w:bCs/>
-                <w:color w:val="000000" w:themeColor="text1"/>
-                <w:sz w:val="20"/>
-              </w:rPr>
-              <w:t>недействительно.</w:t>
-            </w:r>
-          </w:p>
-          <w:p>
-            <w:pPr>
-              <w:rPr>
-                <w:b/>
-                <w:bCs/>
-                <w:color w:val="000000" w:themeColor="text1"/>
-                <w:sz w:val="20"/>
-              </w:rPr>
-            </w:pPr>
-            <w:r>
-              <w:rPr>
-                <w:b/>
-                <w:bCs/>
-                <w:color w:val="000000" w:themeColor="text1"/>
-                <w:sz w:val="20"/>
+                <w:sz w:val="16"/>
+                <w:szCs w:val="20"/>
               </w:rPr>
               <w:t>Во время выполнения служебных обязанностей работник должен иметь удостоверение при себе.</w:t>
             </w:r>
@@ -5254,7 +5233,7 @@
                 <w:color w:val="000000" w:themeColor="text1"/>
                 <w:u w:val="single"/>
               </w:rPr>
-              <w:t>«</w:t>
+              <w:t>{</w:t>
             </w:r>
             <w:proofErr w:type="gramEnd"/>
             <w:r>
@@ -5263,15 +5242,16 @@
                 <w:color w:val="000000" w:themeColor="text1"/>
                 <w:u w:val="single"/>
               </w:rPr>
-              <w:t xml:space="preserve">       »    </w:t>
+              <w:t xml:space="preserve">{ </w:t>
             </w:r>
             <w:r>
               <w:rPr>
                 <w:b/>
                 <w:color w:val="000000" w:themeColor="text1"/>
                 <w:u w:val="single"/>
-              </w:rPr>
-              <w:t xml:space="preserve">                             </w:t>
+                <w:lang w:val="en-US"/>
+              </w:rPr>
+              <w:t>end</w:t>
             </w:r>
             <w:r>
               <w:rPr>
@@ -5279,14 +5259,31 @@
                 <w:color w:val="000000" w:themeColor="text1"/>
                 <w:u w:val="single"/>
               </w:rPr>
-              <w:t xml:space="preserve"> г.</w:t>
-            </w:r>
-            <w:r>
-              <w:rPr>
-                <w:color w:val="000000" w:themeColor="text1"/>
-                <w:sz w:val="16"/>
-              </w:rPr>
-              <w:t xml:space="preserve">                                                                                 </w:t>
+              <w:t>_</w:t>
+            </w:r>
+            <w:r>
+              <w:rPr>
+                <w:b/>
+                <w:color w:val="000000" w:themeColor="text1"/>
+                <w:u w:val="single"/>
+                <w:lang w:val="en-US"/>
+              </w:rPr>
+              <w:t>date</w:t>
+            </w:r>
+            <w:r>
+              <w:rPr>
+                <w:b/>
+                <w:color w:val="000000" w:themeColor="text1"/>
+                <w:u w:val="single"/>
+              </w:rPr>
+              <w:t xml:space="preserve"> }}</w:t>
+            </w:r>
+            <w:r>
+              <w:rPr>
+                <w:color w:val="000000" w:themeColor="text1"/>
+                <w:sz w:val="16"/>
+              </w:rPr>
+              <w:t xml:space="preserve">                                                            </w:t>
             </w:r>
           </w:p>
           <w:p>
@@ -5296,52 +5293,38 @@
                 <w:b/>
                 <w:bCs/>
                 <w:color w:val="000000" w:themeColor="text1"/>
-                <w:sz w:val="20"/>
-              </w:rPr>
-            </w:pPr>
-            <w:r>
-              <w:rPr>
-                <w:b/>
-                <w:bCs/>
-                <w:color w:val="000000" w:themeColor="text1"/>
-                <w:sz w:val="20"/>
-              </w:rPr>
-              <w:t>Без записей результатов проверки знаний</w:t>
-            </w:r>
-            <w:r>
-              <w:rPr>
-                <w:b/>
-                <w:bCs/>
-                <w:color w:val="000000" w:themeColor="text1"/>
-                <w:sz w:val="20"/>
-              </w:rPr>
-              <w:t xml:space="preserve"> </w:t>
-            </w:r>
-            <w:r>
-              <w:rPr>
-                <w:b/>
-                <w:bCs/>
-                <w:color w:val="000000" w:themeColor="text1"/>
-                <w:sz w:val="20"/>
-              </w:rPr>
-              <w:t>недействительно.</w:t>
-            </w:r>
-          </w:p>
-          <w:p>
-            <w:pPr>
-              <w:rPr>
-                <w:b/>
-                <w:bCs/>
-                <w:color w:val="000000" w:themeColor="text1"/>
-                <w:sz w:val="20"/>
-              </w:rPr>
-            </w:pPr>
-            <w:r>
-              <w:rPr>
-                <w:b/>
-                <w:bCs/>
-                <w:color w:val="000000" w:themeColor="text1"/>
-                <w:sz w:val="20"/>
+                <w:sz w:val="16"/>
+                <w:szCs w:val="20"/>
+              </w:rPr>
+            </w:pPr>
+            <w:r>
+              <w:rPr>
+                <w:b/>
+                <w:bCs/>
+                <w:color w:val="000000" w:themeColor="text1"/>
+                <w:sz w:val="16"/>
+                <w:szCs w:val="20"/>
+              </w:rPr>
+              <w:t>Без записей результатов проверки знаний недействительно.</w:t>
+            </w:r>
+          </w:p>
+          <w:p>
+            <w:pPr>
+              <w:rPr>
+                <w:b/>
+                <w:bCs/>
+                <w:color w:val="000000" w:themeColor="text1"/>
+                <w:sz w:val="16"/>
+                <w:szCs w:val="20"/>
+              </w:rPr>
+            </w:pPr>
+            <w:r>
+              <w:rPr>
+                <w:b/>
+                <w:bCs/>
+                <w:color w:val="000000" w:themeColor="text1"/>
+                <w:sz w:val="16"/>
+                <w:szCs w:val="20"/>
               </w:rPr>
               <w:t>Во время выполнения служебных обязанностей работник должен иметь удостоверение при себе.</w:t>
             </w:r>

--- a/templates/electro_safety.docx
+++ b/templates/electro_safety.docx
@@ -4266,16 +4266,20 @@
                 <w:b/>
                 <w:bCs/>
                 <w:color w:val="000000" w:themeColor="text1"/>
-              </w:rPr>
-            </w:pPr>
-          </w:p>
-          <w:p>
-            <w:pPr>
-              <w:jc w:val="center"/>
-              <w:rPr>
-                <w:b/>
-                <w:bCs/>
-                <w:color w:val="000000" w:themeColor="text1"/>
+                <w:sz w:val="21"/>
+                <w:szCs w:val="21"/>
+              </w:rPr>
+            </w:pPr>
+          </w:p>
+          <w:p>
+            <w:pPr>
+              <w:jc w:val="center"/>
+              <w:rPr>
+                <w:b/>
+                <w:bCs/>
+                <w:color w:val="000000" w:themeColor="text1"/>
+                <w:sz w:val="21"/>
+                <w:szCs w:val="21"/>
                 <w:lang w:val="en-US"/>
               </w:rPr>
             </w:pPr>
@@ -4284,6 +4288,8 @@
                 <w:b/>
                 <w:bCs/>
                 <w:color w:val="000000" w:themeColor="text1"/>
+                <w:sz w:val="21"/>
+                <w:szCs w:val="21"/>
               </w:rPr>
               <w:t>УДОСТОВЕРЕНИЕ №</w:t>
             </w:r>
@@ -4292,6 +4298,8 @@
                 <w:b/>
                 <w:bCs/>
                 <w:color w:val="000000" w:themeColor="text1"/>
+                <w:sz w:val="21"/>
+                <w:szCs w:val="21"/>
                 <w:lang w:val="en-US"/>
               </w:rPr>
               <w:t xml:space="preserve"> {{certificate</w:t>
@@ -4301,6 +4309,8 @@
                 <w:b/>
                 <w:bCs/>
                 <w:color w:val="000000" w:themeColor="text1"/>
+                <w:sz w:val="21"/>
+                <w:szCs w:val="21"/>
                 <w:lang w:val="en-US"/>
               </w:rPr>
               <w:t>_</w:t>
@@ -4310,6 +4320,8 @@
                 <w:b/>
                 <w:bCs/>
                 <w:color w:val="000000" w:themeColor="text1"/>
+                <w:sz w:val="21"/>
+                <w:szCs w:val="21"/>
                 <w:lang w:val="en-US"/>
               </w:rPr>
               <w:t>number}}</w:t>
@@ -4368,18 +4380,58 @@
           </w:p>
           <w:p>
             <w:pPr>
-              <w:rPr>
-                <w:b/>
-                <w:bCs/>
-              </w:rPr>
-            </w:pPr>
-            <w:r>
-              <w:rPr>
-                <w:b/>
-                <w:bCs/>
-                <w:color w:val="000000" w:themeColor="text1"/>
-              </w:rPr>
-              <w:t>УДОСТОВЕРЕНИЕ №______</w:t>
+              <w:jc w:val="center"/>
+              <w:rPr>
+                <w:b/>
+                <w:bCs/>
+                <w:sz w:val="21"/>
+                <w:szCs w:val="21"/>
+              </w:rPr>
+            </w:pPr>
+            <w:r>
+              <w:rPr>
+                <w:b/>
+                <w:bCs/>
+                <w:color w:val="000000" w:themeColor="text1"/>
+                <w:sz w:val="21"/>
+                <w:szCs w:val="21"/>
+              </w:rPr>
+              <w:t>УДОСТОВЕРЕНИЕ №</w:t>
+            </w:r>
+            <w:r>
+              <w:rPr>
+                <w:b/>
+                <w:bCs/>
+                <w:color w:val="000000" w:themeColor="text1"/>
+                <w:sz w:val="21"/>
+                <w:szCs w:val="21"/>
+                <w:lang w:val="en-US"/>
+              </w:rPr>
+              <w:t>{{</w:t>
+            </w:r>
+            <w:proofErr w:type="spellStart"/>
+            <w:r>
+              <w:rPr>
+                <w:b/>
+                <w:bCs/>
+                <w:color w:val="000000" w:themeColor="text1"/>
+                <w:sz w:val="21"/>
+                <w:szCs w:val="21"/>
+                <w:lang w:val="en-US"/>
+              </w:rPr>
+              <w:t>certificate_number</w:t>
+            </w:r>
+            <w:proofErr w:type="spellEnd"/>
+            <w:r>
+              <w:rPr>
+                <w:b/>
+                <w:bCs/>
+                <w:color w:val="000000" w:themeColor="text1"/>
+                <w:sz w:val="21"/>
+                <w:szCs w:val="21"/>
+                <w:lang w:val="en-US"/>
+              </w:rPr>
+              <w:t>}}</w:t>
             </w:r>
           </w:p>
         </w:tc>
@@ -4434,6 +4486,8 @@
                 <w:b/>
                 <w:bCs/>
                 <w:color w:val="000000" w:themeColor="text1"/>
+                <w:sz w:val="21"/>
+                <w:szCs w:val="21"/>
                 <w:lang w:val="en-US"/>
               </w:rPr>
             </w:pPr>
@@ -4443,6 +4497,8 @@
                 <w:b/>
                 <w:bCs/>
                 <w:color w:val="000000" w:themeColor="text1"/>
+                <w:sz w:val="20"/>
+                <w:szCs w:val="20"/>
                 <w:lang w:val="en-US"/>
               </w:rPr>
               <w:t xml:space="preserve">{{ </w:t>
@@ -4453,6 +4509,8 @@
                 <w:b/>
                 <w:bCs/>
                 <w:color w:val="000000" w:themeColor="text1"/>
+                <w:sz w:val="20"/>
+                <w:szCs w:val="20"/>
                 <w:lang w:val="en-US"/>
               </w:rPr>
               <w:t>student</w:t>
@@ -4463,6 +4521,8 @@
                 <w:b/>
                 <w:bCs/>
                 <w:color w:val="000000" w:themeColor="text1"/>
+                <w:sz w:val="20"/>
+                <w:szCs w:val="20"/>
                 <w:lang w:val="en-US"/>
               </w:rPr>
               <w:t>_company</w:t>
@@ -4473,6 +4533,8 @@
                 <w:b/>
                 <w:bCs/>
                 <w:color w:val="000000" w:themeColor="text1"/>
+                <w:sz w:val="20"/>
+                <w:szCs w:val="20"/>
                 <w:lang w:val="en-US"/>
               </w:rPr>
               <w:t xml:space="preserve"> }}</w:t>
@@ -4517,8 +4579,58 @@
                 <w:b/>
                 <w:bCs/>
                 <w:color w:val="000000" w:themeColor="text1"/>
-              </w:rPr>
-            </w:pPr>
+                <w:sz w:val="20"/>
+                <w:szCs w:val="20"/>
+              </w:rPr>
+            </w:pPr>
+            <w:proofErr w:type="gramStart"/>
+            <w:r>
+              <w:rPr>
+                <w:b/>
+                <w:bCs/>
+                <w:color w:val="000000" w:themeColor="text1"/>
+                <w:sz w:val="20"/>
+                <w:szCs w:val="20"/>
+                <w:lang w:val="en-US"/>
+              </w:rPr>
+              <w:t xml:space="preserve">{{ </w:t>
+            </w:r>
+            <w:proofErr w:type="spellStart"/>
+            <w:r>
+              <w:rPr>
+                <w:b/>
+                <w:bCs/>
+                <w:color w:val="000000" w:themeColor="text1"/>
+                <w:sz w:val="20"/>
+                <w:szCs w:val="20"/>
+                <w:lang w:val="en-US"/>
+              </w:rPr>
+              <w:t>student</w:t>
+            </w:r>
+            <w:proofErr w:type="gramEnd"/>
+            <w:r>
+              <w:rPr>
+                <w:b/>
+                <w:bCs/>
+                <w:color w:val="000000" w:themeColor="text1"/>
+                <w:sz w:val="20"/>
+                <w:szCs w:val="20"/>
+                <w:lang w:val="en-US"/>
+              </w:rPr>
+              <w:t>_company</w:t>
+            </w:r>
+            <w:proofErr w:type="spellEnd"/>
+            <w:r>
+              <w:rPr>
+                <w:b/>
+                <w:bCs/>
+                <w:color w:val="000000" w:themeColor="text1"/>
+                <w:sz w:val="20"/>
+                <w:szCs w:val="20"/>
+                <w:lang w:val="en-US"/>
+              </w:rPr>
+              <w:t xml:space="preserve"> }}</w:t>
+            </w:r>
           </w:p>
         </w:tc>
         <w:tc>
@@ -4712,6 +4824,8 @@
                 <w:b/>
                 <w:bCs/>
                 <w:color w:val="000000" w:themeColor="text1"/>
+                <w:sz w:val="20"/>
+                <w:szCs w:val="20"/>
                 <w:lang w:val="en-US"/>
               </w:rPr>
               <w:t xml:space="preserve">{{ </w:t>
@@ -4722,6 +4836,8 @@
                 <w:b/>
                 <w:bCs/>
                 <w:color w:val="000000" w:themeColor="text1"/>
+                <w:sz w:val="20"/>
+                <w:szCs w:val="20"/>
                 <w:lang w:val="en-US"/>
               </w:rPr>
               <w:t>student</w:t>
@@ -4732,6 +4848,8 @@
                 <w:b/>
                 <w:bCs/>
                 <w:color w:val="000000" w:themeColor="text1"/>
+                <w:sz w:val="20"/>
+                <w:szCs w:val="20"/>
                 <w:lang w:val="en-US"/>
               </w:rPr>
               <w:t>_company</w:t>
@@ -4742,6 +4860,8 @@
                 <w:b/>
                 <w:bCs/>
                 <w:color w:val="000000" w:themeColor="text1"/>
+                <w:sz w:val="20"/>
+                <w:szCs w:val="20"/>
                 <w:lang w:val="en-US"/>
               </w:rPr>
               <w:t xml:space="preserve"> }}</w:t>
@@ -4789,6 +4909,54 @@
                 <w:color w:val="000000" w:themeColor="text1"/>
               </w:rPr>
             </w:pPr>
+            <w:proofErr w:type="gramStart"/>
+            <w:r>
+              <w:rPr>
+                <w:b/>
+                <w:bCs/>
+                <w:color w:val="000000" w:themeColor="text1"/>
+                <w:sz w:val="20"/>
+                <w:szCs w:val="20"/>
+                <w:lang w:val="en-US"/>
+              </w:rPr>
+              <w:t xml:space="preserve">{{ </w:t>
+            </w:r>
+            <w:proofErr w:type="spellStart"/>
+            <w:r>
+              <w:rPr>
+                <w:b/>
+                <w:bCs/>
+                <w:color w:val="000000" w:themeColor="text1"/>
+                <w:sz w:val="20"/>
+                <w:szCs w:val="20"/>
+                <w:lang w:val="en-US"/>
+              </w:rPr>
+              <w:t>student</w:t>
+            </w:r>
+            <w:proofErr w:type="gramEnd"/>
+            <w:r>
+              <w:rPr>
+                <w:b/>
+                <w:bCs/>
+                <w:color w:val="000000" w:themeColor="text1"/>
+                <w:sz w:val="20"/>
+                <w:szCs w:val="20"/>
+                <w:lang w:val="en-US"/>
+              </w:rPr>
+              <w:t>_company</w:t>
+            </w:r>
+            <w:proofErr w:type="spellEnd"/>
+            <w:r>
+              <w:rPr>
+                <w:b/>
+                <w:bCs/>
+                <w:color w:val="000000" w:themeColor="text1"/>
+                <w:sz w:val="20"/>
+                <w:szCs w:val="20"/>
+                <w:lang w:val="en-US"/>
+              </w:rPr>
+              <w:t xml:space="preserve"> }}</w:t>
+            </w:r>
           </w:p>
         </w:tc>
         <w:tc>
@@ -5058,6 +5226,8 @@
               <w:rPr>
                 <w:b/>
                 <w:color w:val="000000" w:themeColor="text1"/>
+                <w:sz w:val="20"/>
+                <w:szCs w:val="20"/>
                 <w:u w:val="single"/>
               </w:rPr>
             </w:pPr>
@@ -5065,6 +5235,8 @@
               <w:rPr>
                 <w:b/>
                 <w:color w:val="000000" w:themeColor="text1"/>
+                <w:sz w:val="20"/>
+                <w:szCs w:val="20"/>
               </w:rPr>
               <w:t xml:space="preserve">Дата </w:t>
             </w:r>
@@ -5073,6 +5245,8 @@
               <w:rPr>
                 <w:b/>
                 <w:color w:val="000000" w:themeColor="text1"/>
+                <w:sz w:val="20"/>
+                <w:szCs w:val="20"/>
               </w:rPr>
               <w:t xml:space="preserve">выдачи  </w:t>
             </w:r>
@@ -5080,6 +5254,8 @@
               <w:rPr>
                 <w:b/>
                 <w:color w:val="000000" w:themeColor="text1"/>
+                <w:sz w:val="20"/>
+                <w:szCs w:val="20"/>
                 <w:u w:val="single"/>
               </w:rPr>
               <w:t>{</w:t>
@@ -5089,6 +5265,8 @@
               <w:rPr>
                 <w:b/>
                 <w:color w:val="000000" w:themeColor="text1"/>
+                <w:sz w:val="20"/>
+                <w:szCs w:val="20"/>
                 <w:u w:val="single"/>
               </w:rPr>
               <w:t xml:space="preserve">{ </w:t>
@@ -5097,6 +5275,8 @@
               <w:rPr>
                 <w:b/>
                 <w:color w:val="000000" w:themeColor="text1"/>
+                <w:sz w:val="20"/>
+                <w:szCs w:val="20"/>
                 <w:u w:val="single"/>
                 <w:lang w:val="en-US"/>
               </w:rPr>
@@ -5106,6 +5286,8 @@
               <w:rPr>
                 <w:b/>
                 <w:color w:val="000000" w:themeColor="text1"/>
+                <w:sz w:val="20"/>
+                <w:szCs w:val="20"/>
                 <w:u w:val="single"/>
               </w:rPr>
               <w:t>_</w:t>
@@ -5114,6 +5296,8 @@
               <w:rPr>
                 <w:b/>
                 <w:color w:val="000000" w:themeColor="text1"/>
+                <w:sz w:val="20"/>
+                <w:szCs w:val="20"/>
                 <w:u w:val="single"/>
                 <w:lang w:val="en-US"/>
               </w:rPr>
@@ -5123,6 +5307,8 @@
               <w:rPr>
                 <w:b/>
                 <w:color w:val="000000" w:themeColor="text1"/>
+                <w:sz w:val="20"/>
+                <w:szCs w:val="20"/>
                 <w:u w:val="single"/>
               </w:rPr>
               <w:t xml:space="preserve"> }}</w:t>
@@ -5130,7 +5316,8 @@
             <w:r>
               <w:rPr>
                 <w:color w:val="000000" w:themeColor="text1"/>
-                <w:sz w:val="16"/>
+                <w:sz w:val="13"/>
+                <w:szCs w:val="20"/>
               </w:rPr>
               <w:t xml:space="preserve">                                                            </w:t>
             </w:r>
@@ -5209,6 +5396,8 @@
               <w:rPr>
                 <w:b/>
                 <w:color w:val="000000" w:themeColor="text1"/>
+                <w:sz w:val="20"/>
+                <w:szCs w:val="20"/>
                 <w:u w:val="single"/>
               </w:rPr>
             </w:pPr>
@@ -5216,6 +5405,8 @@
               <w:rPr>
                 <w:b/>
                 <w:color w:val="000000" w:themeColor="text1"/>
+                <w:sz w:val="20"/>
+                <w:szCs w:val="20"/>
               </w:rPr>
               <w:t xml:space="preserve">Дата </w:t>
             </w:r>
@@ -5224,6 +5415,8 @@
               <w:rPr>
                 <w:b/>
                 <w:color w:val="000000" w:themeColor="text1"/>
+                <w:sz w:val="20"/>
+                <w:szCs w:val="20"/>
               </w:rPr>
               <w:t xml:space="preserve">выдачи  </w:t>
             </w:r>
@@ -5231,6 +5424,8 @@
               <w:rPr>
                 <w:b/>
                 <w:color w:val="000000" w:themeColor="text1"/>
+                <w:sz w:val="20"/>
+                <w:szCs w:val="20"/>
                 <w:u w:val="single"/>
               </w:rPr>
               <w:t>{</w:t>
@@ -5240,6 +5435,8 @@
               <w:rPr>
                 <w:b/>
                 <w:color w:val="000000" w:themeColor="text1"/>
+                <w:sz w:val="20"/>
+                <w:szCs w:val="20"/>
                 <w:u w:val="single"/>
               </w:rPr>
               <w:t xml:space="preserve">{ </w:t>
@@ -5248,6 +5445,8 @@
               <w:rPr>
                 <w:b/>
                 <w:color w:val="000000" w:themeColor="text1"/>
+                <w:sz w:val="20"/>
+                <w:szCs w:val="20"/>
                 <w:u w:val="single"/>
                 <w:lang w:val="en-US"/>
               </w:rPr>
@@ -5257,6 +5456,8 @@
               <w:rPr>
                 <w:b/>
                 <w:color w:val="000000" w:themeColor="text1"/>
+                <w:sz w:val="20"/>
+                <w:szCs w:val="20"/>
                 <w:u w:val="single"/>
               </w:rPr>
               <w:t>_</w:t>
@@ -5265,6 +5466,8 @@
               <w:rPr>
                 <w:b/>
                 <w:color w:val="000000" w:themeColor="text1"/>
+                <w:sz w:val="20"/>
+                <w:szCs w:val="20"/>
                 <w:u w:val="single"/>
                 <w:lang w:val="en-US"/>
               </w:rPr>
@@ -5274,6 +5477,8 @@
               <w:rPr>
                 <w:b/>
                 <w:color w:val="000000" w:themeColor="text1"/>
+                <w:sz w:val="20"/>
+                <w:szCs w:val="20"/>
                 <w:u w:val="single"/>
               </w:rPr>
               <w:t xml:space="preserve"> }}</w:t>
@@ -5281,7 +5486,8 @@
             <w:r>
               <w:rPr>
                 <w:color w:val="000000" w:themeColor="text1"/>
-                <w:sz w:val="16"/>
+                <w:sz w:val="13"/>
+                <w:szCs w:val="20"/>
               </w:rPr>
               <w:t xml:space="preserve">                                                            </w:t>
             </w:r>

--- a/templates/electro_safety.docx
+++ b/templates/electro_safety.docx
@@ -1467,7 +1467,6 @@
               <w:left w:val="nil"/>
               <w:right w:val="nil"/>
             </w:tcBorders>
-            <w:vAlign w:val="bottom"/>
           </w:tcPr>
           <w:p>
             <w:pPr>
@@ -1500,7 +1499,6 @@
               <w:left w:val="nil"/>
               <w:right w:val="nil"/>
             </w:tcBorders>
-            <w:vAlign w:val="bottom"/>
           </w:tcPr>
           <w:p>
             <w:pPr>
@@ -1556,7 +1554,6 @@
             <w:tcBorders>
               <w:left w:val="nil"/>
             </w:tcBorders>
-            <w:vAlign w:val="center"/>
           </w:tcPr>
           <w:p>
             <w:pPr>
@@ -1589,7 +1586,6 @@
         <w:tc>
           <w:tcPr>
             <w:tcW w:w="1836" w:type="dxa"/>
-            <w:vAlign w:val="center"/>
           </w:tcPr>
           <w:p>
             <w:pPr>
@@ -1610,7 +1606,6 @@
         <w:tc>
           <w:tcPr>
             <w:tcW w:w="1085" w:type="dxa"/>
-            <w:vAlign w:val="center"/>
           </w:tcPr>
           <w:p>
             <w:pPr>
@@ -1634,7 +1629,6 @@
             <w:tcBorders>
               <w:right w:val="nil"/>
             </w:tcBorders>
-            <w:vAlign w:val="center"/>
           </w:tcPr>
           <w:p>
             <w:pPr>
@@ -1682,7 +1676,6 @@
             <w:tcBorders>
               <w:left w:val="nil"/>
             </w:tcBorders>
-            <w:vAlign w:val="center"/>
           </w:tcPr>
           <w:p>
             <w:pPr>
@@ -1702,7 +1695,6 @@
         <w:tc>
           <w:tcPr>
             <w:tcW w:w="949" w:type="dxa"/>
-            <w:vAlign w:val="center"/>
           </w:tcPr>
           <w:p>
             <w:pPr>
@@ -1722,7 +1714,6 @@
         <w:tc>
           <w:tcPr>
             <w:tcW w:w="1136" w:type="dxa"/>
-            <w:vAlign w:val="center"/>
           </w:tcPr>
           <w:p>
             <w:pPr>
@@ -1742,7 +1733,6 @@
         <w:tc>
           <w:tcPr>
             <w:tcW w:w="1327" w:type="dxa"/>
-            <w:vAlign w:val="center"/>
           </w:tcPr>
           <w:p>
             <w:pPr>
@@ -1765,7 +1755,6 @@
             <w:tcBorders>
               <w:right w:val="nil"/>
             </w:tcBorders>
-            <w:vAlign w:val="center"/>
           </w:tcPr>
           <w:p>
             <w:pPr>
@@ -2813,6 +2802,7 @@
       </w:tblGrid>
       <w:tr>
         <w:trPr>
+          <w:cantSplit/>
           <w:trHeight w:hRule="exact" w:val="510"/>
           <w:jc w:val="center"/>
         </w:trPr>
